--- a/Documentation/verisure-homey-manuel-utilisateur-v1.8.0.docx
+++ b/Documentation/verisure-homey-manuel-utilisateur-v1.8.0.docx
@@ -503,7 +503,7 @@
                 <w:sz w:val="20"/>
                 <w:szCs w:val="20"/>
               </w:rPr>
-              <w:t xml:space="preserve">github.com/[votre-repo]</w:t>
+              <w:t xml:space="preserve">github.com/ediverchy/com.verisurefr</w:t>
             </w:r>
           </w:p>
         </w:tc>
@@ -4482,7 +4482,7 @@
                 <w:sz w:val="20"/>
                 <w:szCs w:val="20"/>
               </w:rPr>
-              <w:t xml:space="preserve">🔒 Amber</w:t>
+              <w:t xml:space="preserve">�� Amber</w:t>
             </w:r>
           </w:p>
         </w:tc>

--- a/Documentation/verisure-homey-manuel-utilisateur-v1.8.0.docx
+++ b/Documentation/verisure-homey-manuel-utilisateur-v1.8.0.docx
@@ -4821,6 +4821,28 @@
     <w:p>
       <w:pPr>
         <w:spacing w:before="100" w:after="0"/>
+      </w:pPr>
+    </w:p>
+    <w:p>
+      <w:pPr>
+        <w:shd w:fill="FFF3E0" w:val="clear"/>
+        <w:spacing w:before="80" w:after="80"/>
+        <w:ind w:left="360"/>
+      </w:pPr>
+      <w:r>
+        <w:rPr>
+          <w:i/>
+          <w:iCs/>
+          <w:color w:val="C55A11"/>
+          <w:sz w:val="21"/>
+          <w:szCs w:val="21"/>
+        </w:rPr>
+        <w:t xml:space="preserve">⚠️  Bug connu — Application Homey Android (Samsung et autres) : au premier affichage du panel de la centrale, les 4 modes peuvent ne pas tous s'afficher immédiatement. Workaround : appuyer sur l'icône Flows (⇄) en bas du panel puis revenir — l'affichage est alors correct. Ce bug est lié au composant picker de l'app Homey Android et ne concerne pas iOS/iPadOS ni l'application web.</w:t>
+      </w:r>
+    </w:p>
+    <w:p>
+      <w:pPr>
+        <w:spacing w:before="60" w:after="0"/>
       </w:pPr>
     </w:p>
     <w:p>
